--- a/flow/20230927_hours/drafts/2024-07-u/18.07.docx
+++ b/flow/20230927_hours/drafts/2024-07-u/18.07.docx
@@ -94,18 +94,15 @@
     </w:p>
     <w:p>
       <w:pPr>
-        <w:spacing w:line="240" w:lineRule="auto"/>
-        <w:rPr>
-          <w:rFonts w:ascii="Times New Roman" w:hAnsi="Times New Roman"/>
-          <w:sz w:val="24"/>
-        </w:rPr>
-      </w:pPr>
-      <w:r>
-        <w:rPr>
-          <w:rFonts w:ascii="Times New Roman" w:hAnsi="Times New Roman"/>
-          <w:sz w:val="24"/>
-        </w:rPr>
-        <w:t>Царю небесний, утішителю, Душе істини,* що всюди єси і все наповняєш,* скарбе дібр і життя подателю,* прийди і вселися в нас,* і очисти нас від усякої скверни,* і спаси, Благий, душі наші.</w:t>
+        <w:pStyle w:val="a"/>
+        <w:spacing w:after="120"/>
+      </w:pPr>
+      <w:r>
+        <w:rPr>
+          <w:rFonts w:ascii="Times New Roman" w:hAnsi="Times New Roman"/>
+          <w:sz w:val="24"/>
+        </w:rPr>
+        <w:t>Ца́рю небе́сний, утіши́телю, Ду́ше íстини,* що всю́ди єси́ і все наповня́єш,* скарбни́це благ і життя́ пода́телю,* прийди́, і всели́ся в нас,* і очи́сти нас від уся́кої скве́рни,* і спаси́, благи́й, ду́ші на́ші.</w:t>
       </w:r>
     </w:p>
     <w:p>
@@ -328,51 +325,24 @@
     </w:p>
     <w:p>
       <w:pPr>
-        <w:spacing w:line="240" w:lineRule="auto"/>
-        <w:rPr>
-          <w:rFonts w:ascii="Times New Roman" w:hAnsi="Times New Roman"/>
-          <w:sz w:val="24"/>
-        </w:rPr>
-      </w:pPr>
-      <w:r>
-        <w:rPr>
-          <w:rFonts w:ascii="Times New Roman" w:hAnsi="Times New Roman"/>
-          <w:i/>
-          <w:color w:val="FF0000"/>
-          <w:sz w:val="24"/>
-        </w:rPr>
-        <w:t>Священик</w:t>
-      </w:r>
-      <w:r>
-        <w:rPr>
-          <w:rFonts w:ascii="Times New Roman" w:hAnsi="Times New Roman"/>
-          <w:i/>
-          <w:color w:val="FF0000"/>
-          <w:sz w:val="24"/>
-        </w:rPr>
-        <w:t>:</w:t>
-      </w:r>
-      <w:r>
-        <w:rPr>
-          <w:rFonts w:ascii="Times New Roman" w:hAnsi="Times New Roman"/>
-          <w:color w:val="FF0000"/>
-          <w:sz w:val="24"/>
-        </w:rPr>
-        <w:t xml:space="preserve"> </w:t>
-      </w:r>
-      <w:r>
-        <w:rPr>
-          <w:rFonts w:ascii="Times New Roman" w:hAnsi="Times New Roman"/>
-          <w:sz w:val="24"/>
-        </w:rPr>
-        <w:t xml:space="preserve">Бо твоє є царство, і сила, і слава, Отця, і Сина, і Святого Духа, нині і повсякчас, і на віки </w:t>
-      </w:r>
-      <w:r>
-        <w:rPr>
-          <w:rFonts w:ascii="Times New Roman" w:hAnsi="Times New Roman"/>
-          <w:sz w:val="24"/>
-        </w:rPr>
-        <w:t>віків.</w:t>
+        <w:pStyle w:val="a"/>
+        <w:spacing w:after="120"/>
+      </w:pPr>
+      <w:r>
+        <w:rPr>
+          <w:rFonts w:ascii="Times New Roman" w:hAnsi="Times New Roman"/>
+          <w:i/>
+          <w:color w:val="FF0000"/>
+          <w:sz w:val="24"/>
+        </w:rPr>
+        <w:t>Священник:</w:t>
+      </w:r>
+      <w:r>
+        <w:rPr>
+          <w:rFonts w:ascii="Times New Roman" w:hAnsi="Times New Roman"/>
+          <w:sz w:val="24"/>
+        </w:rPr>
+        <w:t xml:space="preserve"> Бо Твоє є царство, і сила, і слава, Отця, і Сина, і Святого Духа, нині, і повсякчас, і на віки віків.</w:t>
       </w:r>
     </w:p>
     <w:p>
@@ -1928,34 +1898,24 @@
     </w:p>
     <w:p>
       <w:pPr>
-        <w:spacing w:line="240" w:lineRule="auto"/>
-        <w:rPr>
-          <w:rFonts w:ascii="Times New Roman" w:hAnsi="Times New Roman"/>
-          <w:sz w:val="24"/>
-        </w:rPr>
-      </w:pPr>
-      <w:r>
-        <w:rPr>
-          <w:rFonts w:ascii="Times New Roman" w:hAnsi="Times New Roman"/>
-          <w:i/>
-          <w:color w:val="FF0000"/>
-          <w:sz w:val="24"/>
-        </w:rPr>
-        <w:t xml:space="preserve">Священик: </w:t>
-      </w:r>
-      <w:r>
-        <w:rPr>
-          <w:rFonts w:ascii="Times New Roman" w:hAnsi="Times New Roman"/>
-          <w:sz w:val="24"/>
-        </w:rPr>
-        <w:t xml:space="preserve">Бо твоє є царство, і сила, і слава, Отця, і Сина, і Святого Духа, нині і повсякчас, і на віки </w:t>
-      </w:r>
-      <w:r>
-        <w:rPr>
-          <w:rFonts w:ascii="Times New Roman" w:hAnsi="Times New Roman"/>
-          <w:sz w:val="24"/>
-        </w:rPr>
-        <w:t>віків.</w:t>
+        <w:pStyle w:val="a"/>
+        <w:spacing w:after="120"/>
+      </w:pPr>
+      <w:r>
+        <w:rPr>
+          <w:rFonts w:ascii="Times New Roman" w:hAnsi="Times New Roman"/>
+          <w:i/>
+          <w:color w:val="FF0000"/>
+          <w:sz w:val="24"/>
+        </w:rPr>
+        <w:t>Священник:</w:t>
+      </w:r>
+      <w:r>
+        <w:rPr>
+          <w:rFonts w:ascii="Times New Roman" w:hAnsi="Times New Roman"/>
+          <w:sz w:val="24"/>
+        </w:rPr>
+        <w:t xml:space="preserve"> Бо Твоє є царство, і сила, і слава, Отця, і Сина, і Святого Духа, нині, і повсякчас, і на віки віків.</w:t>
       </w:r>
     </w:p>
     <w:p>
@@ -2616,18 +2576,15 @@
     </w:p>
     <w:p>
       <w:pPr>
-        <w:spacing w:line="240" w:lineRule="auto"/>
-        <w:rPr>
-          <w:rFonts w:ascii="Times New Roman" w:hAnsi="Times New Roman"/>
-          <w:sz w:val="24"/>
-        </w:rPr>
-      </w:pPr>
-      <w:r>
-        <w:rPr>
-          <w:rFonts w:ascii="Times New Roman" w:hAnsi="Times New Roman"/>
-          <w:sz w:val="24"/>
-        </w:rPr>
-        <w:t>Царю небесний, утішителю, Душе істини,* що всюди єси і все наповняєш,* скарбе дібр і життя подателю,* прийди і вселися в нас,* і очисти нас від усякої скверни,* і спаси, Благий, душі наші.</w:t>
+        <w:pStyle w:val="a"/>
+        <w:spacing w:after="120"/>
+      </w:pPr>
+      <w:r>
+        <w:rPr>
+          <w:rFonts w:ascii="Times New Roman" w:hAnsi="Times New Roman"/>
+          <w:sz w:val="24"/>
+        </w:rPr>
+        <w:t>Ца́рю небе́сний, утіши́телю, Ду́ше íстини,* що всю́ди єси́ і все наповня́єш,* скарбни́це благ і життя́ пода́телю,* прийди́, і всели́ся в нас,* і очи́сти нас від уся́кої скве́рни,* і спаси́, благи́й, ду́ші на́ші.</w:t>
       </w:r>
     </w:p>
     <w:p>
@@ -2864,34 +2821,24 @@
     </w:p>
     <w:p>
       <w:pPr>
-        <w:spacing w:line="240" w:lineRule="auto"/>
-        <w:rPr>
-          <w:rFonts w:ascii="Times New Roman" w:hAnsi="Times New Roman"/>
-          <w:sz w:val="24"/>
-        </w:rPr>
-      </w:pPr>
-      <w:r>
-        <w:rPr>
-          <w:rFonts w:ascii="Times New Roman" w:hAnsi="Times New Roman"/>
-          <w:i/>
-          <w:color w:val="FF0000"/>
-          <w:sz w:val="24"/>
-        </w:rPr>
-        <w:t xml:space="preserve">Священик: </w:t>
-      </w:r>
-      <w:r>
-        <w:rPr>
-          <w:rFonts w:ascii="Times New Roman" w:hAnsi="Times New Roman"/>
-          <w:sz w:val="24"/>
-        </w:rPr>
-        <w:t xml:space="preserve">Бо твоє є царство, і сила, і слава, Отця, і Сина, і Святого Духа, нині і повсякчас, і на віки </w:t>
-      </w:r>
-      <w:r>
-        <w:rPr>
-          <w:rFonts w:ascii="Times New Roman" w:hAnsi="Times New Roman"/>
-          <w:sz w:val="24"/>
-        </w:rPr>
-        <w:t>віків.</w:t>
+        <w:pStyle w:val="a"/>
+        <w:spacing w:after="120"/>
+      </w:pPr>
+      <w:r>
+        <w:rPr>
+          <w:rFonts w:ascii="Times New Roman" w:hAnsi="Times New Roman"/>
+          <w:i/>
+          <w:color w:val="FF0000"/>
+          <w:sz w:val="24"/>
+        </w:rPr>
+        <w:t>Священник:</w:t>
+      </w:r>
+      <w:r>
+        <w:rPr>
+          <w:rFonts w:ascii="Times New Roman" w:hAnsi="Times New Roman"/>
+          <w:sz w:val="24"/>
+        </w:rPr>
+        <w:t xml:space="preserve"> Бо Твоє є царство, і сила, і слава, Отця, і Сина, і Святого Духа, нині, і повсякчас, і на віки віків.</w:t>
       </w:r>
     </w:p>
     <w:p>
@@ -4839,34 +4786,24 @@
     </w:p>
     <w:p>
       <w:pPr>
-        <w:spacing w:line="240" w:lineRule="auto"/>
-        <w:rPr>
-          <w:rFonts w:ascii="Times New Roman" w:hAnsi="Times New Roman"/>
-          <w:sz w:val="24"/>
-        </w:rPr>
-      </w:pPr>
-      <w:r>
-        <w:rPr>
-          <w:rFonts w:ascii="Times New Roman" w:hAnsi="Times New Roman"/>
-          <w:i/>
-          <w:color w:val="FF0000"/>
-          <w:sz w:val="24"/>
-        </w:rPr>
-        <w:t xml:space="preserve">Священик: </w:t>
-      </w:r>
-      <w:r>
-        <w:rPr>
-          <w:rFonts w:ascii="Times New Roman" w:hAnsi="Times New Roman"/>
-          <w:sz w:val="24"/>
-        </w:rPr>
-        <w:t xml:space="preserve">Бо твоє є царство, і сила, і слава, Отця, і Сина, і Святого Духа, нині і повсякчас, і на віки </w:t>
-      </w:r>
-      <w:r>
-        <w:rPr>
-          <w:rFonts w:ascii="Times New Roman" w:hAnsi="Times New Roman"/>
-          <w:sz w:val="24"/>
-        </w:rPr>
-        <w:t>віків.</w:t>
+        <w:pStyle w:val="a"/>
+        <w:spacing w:after="120"/>
+      </w:pPr>
+      <w:r>
+        <w:rPr>
+          <w:rFonts w:ascii="Times New Roman" w:hAnsi="Times New Roman"/>
+          <w:i/>
+          <w:color w:val="FF0000"/>
+          <w:sz w:val="24"/>
+        </w:rPr>
+        <w:t>Священник:</w:t>
+      </w:r>
+      <w:r>
+        <w:rPr>
+          <w:rFonts w:ascii="Times New Roman" w:hAnsi="Times New Roman"/>
+          <w:sz w:val="24"/>
+        </w:rPr>
+        <w:t xml:space="preserve"> Бо Твоє є царство, і сила, і слава, Отця, і Сина, і Святого Духа, нині, і повсякчас, і на віки віків.</w:t>
       </w:r>
     </w:p>
     <w:p>
@@ -5603,18 +5540,15 @@
     </w:p>
     <w:p>
       <w:pPr>
-        <w:spacing w:line="240" w:lineRule="auto"/>
-        <w:rPr>
-          <w:rFonts w:ascii="Times New Roman" w:hAnsi="Times New Roman"/>
-          <w:sz w:val="24"/>
-        </w:rPr>
-      </w:pPr>
-      <w:r>
-        <w:rPr>
-          <w:rFonts w:ascii="Times New Roman" w:hAnsi="Times New Roman"/>
-          <w:sz w:val="24"/>
-        </w:rPr>
-        <w:t>Царю небесний, утішителю, Душе істини,* що всюди єси і все наповняєш,* скарбе дібр і життя подателю,* прийди і вселися в нас,* і очисти нас від усякої скверни,* і спаси, Благий, душі наші.</w:t>
+        <w:pStyle w:val="a"/>
+        <w:spacing w:after="120"/>
+      </w:pPr>
+      <w:r>
+        <w:rPr>
+          <w:rFonts w:ascii="Times New Roman" w:hAnsi="Times New Roman"/>
+          <w:sz w:val="24"/>
+        </w:rPr>
+        <w:t>Ца́рю небе́сний, утіши́телю, Ду́ше íстини,* що всю́ди єси́ і все наповня́єш,* скарбни́це благ і життя́ пода́телю,* прийди́, і всели́ся в нас,* і очи́сти нас від уся́кої скве́рни,* і спаси́, благи́й, ду́ші на́ші.</w:t>
       </w:r>
     </w:p>
     <w:p>
@@ -5837,34 +5771,24 @@
     </w:p>
     <w:p>
       <w:pPr>
-        <w:spacing w:line="240" w:lineRule="auto"/>
-        <w:rPr>
-          <w:rFonts w:ascii="Times New Roman" w:hAnsi="Times New Roman"/>
-          <w:sz w:val="24"/>
-        </w:rPr>
-      </w:pPr>
-      <w:r>
-        <w:rPr>
-          <w:rFonts w:ascii="Times New Roman" w:hAnsi="Times New Roman"/>
-          <w:i/>
-          <w:color w:val="FF0000"/>
-          <w:sz w:val="24"/>
-        </w:rPr>
-        <w:t xml:space="preserve">Священик: </w:t>
-      </w:r>
-      <w:r>
-        <w:rPr>
-          <w:rFonts w:ascii="Times New Roman" w:hAnsi="Times New Roman"/>
-          <w:sz w:val="24"/>
-        </w:rPr>
-        <w:t xml:space="preserve">Бо твоє є царство, і сила, і слава, Отця, і Сина, і Святого Духа, нині і повсякчас, і на віки </w:t>
-      </w:r>
-      <w:r>
-        <w:rPr>
-          <w:rFonts w:ascii="Times New Roman" w:hAnsi="Times New Roman"/>
-          <w:sz w:val="24"/>
-        </w:rPr>
-        <w:t>віків.</w:t>
+        <w:pStyle w:val="a"/>
+        <w:spacing w:after="120"/>
+      </w:pPr>
+      <w:r>
+        <w:rPr>
+          <w:rFonts w:ascii="Times New Roman" w:hAnsi="Times New Roman"/>
+          <w:i/>
+          <w:color w:val="FF0000"/>
+          <w:sz w:val="24"/>
+        </w:rPr>
+        <w:t>Священник:</w:t>
+      </w:r>
+      <w:r>
+        <w:rPr>
+          <w:rFonts w:ascii="Times New Roman" w:hAnsi="Times New Roman"/>
+          <w:sz w:val="24"/>
+        </w:rPr>
+        <w:t xml:space="preserve"> Бо Твоє є царство, і сила, і слава, Отця, і Сина, і Святого Духа, нині, і повсякчас, і на віки віків.</w:t>
       </w:r>
     </w:p>
     <w:p>
@@ -7816,34 +7740,24 @@
     </w:p>
     <w:p>
       <w:pPr>
-        <w:spacing w:line="240" w:lineRule="auto"/>
-        <w:rPr>
-          <w:rFonts w:ascii="Times New Roman" w:hAnsi="Times New Roman"/>
-          <w:sz w:val="24"/>
-        </w:rPr>
-      </w:pPr>
-      <w:r>
-        <w:rPr>
-          <w:rFonts w:ascii="Times New Roman" w:hAnsi="Times New Roman"/>
-          <w:i/>
-          <w:color w:val="FF0000"/>
-          <w:sz w:val="24"/>
-        </w:rPr>
-        <w:t xml:space="preserve">Священик: </w:t>
-      </w:r>
-      <w:r>
-        <w:rPr>
-          <w:rFonts w:ascii="Times New Roman" w:hAnsi="Times New Roman"/>
-          <w:sz w:val="24"/>
-        </w:rPr>
-        <w:t xml:space="preserve">Бо твоє є царство, і сила, і слава, Отця, і Сина, і Святого Духа, нині і повсякчас, і на віки </w:t>
-      </w:r>
-      <w:r>
-        <w:rPr>
-          <w:rFonts w:ascii="Times New Roman" w:hAnsi="Times New Roman"/>
-          <w:sz w:val="24"/>
-        </w:rPr>
-        <w:t>віків.</w:t>
+        <w:pStyle w:val="a"/>
+        <w:spacing w:after="120"/>
+      </w:pPr>
+      <w:r>
+        <w:rPr>
+          <w:rFonts w:ascii="Times New Roman" w:hAnsi="Times New Roman"/>
+          <w:i/>
+          <w:color w:val="FF0000"/>
+          <w:sz w:val="24"/>
+        </w:rPr>
+        <w:t>Священник:</w:t>
+      </w:r>
+      <w:r>
+        <w:rPr>
+          <w:rFonts w:ascii="Times New Roman" w:hAnsi="Times New Roman"/>
+          <w:sz w:val="24"/>
+        </w:rPr>
+        <w:t xml:space="preserve"> Бо Твоє є царство, і сила, і слава, Отця, і Сина, і Святого Духа, нині, і повсякчас, і на віки віків.</w:t>
       </w:r>
     </w:p>
     <w:p>
@@ -8717,18 +8631,15 @@
     </w:p>
     <w:p>
       <w:pPr>
-        <w:spacing w:line="240" w:lineRule="auto"/>
-        <w:rPr>
-          <w:rFonts w:ascii="Times New Roman" w:hAnsi="Times New Roman"/>
-          <w:sz w:val="24"/>
-        </w:rPr>
-      </w:pPr>
-      <w:r>
-        <w:rPr>
-          <w:rFonts w:ascii="Times New Roman" w:hAnsi="Times New Roman"/>
-          <w:sz w:val="24"/>
-        </w:rPr>
-        <w:t>Царю небесний, утішителю, Душе істини,* що всюди єси і все наповняєш,* скарбе дібр і життя подателю,* прийди і вселися в нас,* і очисти нас від усякої скверни,* і спаси, Благий, душі наші.</w:t>
+        <w:pStyle w:val="a"/>
+        <w:spacing w:after="120"/>
+      </w:pPr>
+      <w:r>
+        <w:rPr>
+          <w:rFonts w:ascii="Times New Roman" w:hAnsi="Times New Roman"/>
+          <w:sz w:val="24"/>
+        </w:rPr>
+        <w:t>Ца́рю небе́сний, утіши́телю, Ду́ше íстини,* що всю́ди єси́ і все наповня́єш,* скарбни́це благ і життя́ пода́телю,* прийди́, і всели́ся в нас,* і очи́сти нас від уся́кої скве́рни,* і спаси́, благи́й, ду́ші на́ші.</w:t>
       </w:r>
     </w:p>
     <w:p>
@@ -8937,34 +8848,24 @@
     </w:p>
     <w:p>
       <w:pPr>
-        <w:spacing w:line="240" w:lineRule="auto"/>
-        <w:rPr>
-          <w:rFonts w:ascii="Times New Roman" w:hAnsi="Times New Roman"/>
-          <w:sz w:val="24"/>
-        </w:rPr>
-      </w:pPr>
-      <w:r>
-        <w:rPr>
-          <w:rFonts w:ascii="Times New Roman" w:hAnsi="Times New Roman"/>
-          <w:i/>
-          <w:color w:val="FF0000"/>
-          <w:sz w:val="24"/>
-        </w:rPr>
-        <w:t xml:space="preserve">Священик: </w:t>
-      </w:r>
-      <w:r>
-        <w:rPr>
-          <w:rFonts w:ascii="Times New Roman" w:hAnsi="Times New Roman"/>
-          <w:sz w:val="24"/>
-        </w:rPr>
-        <w:t xml:space="preserve">Бо твоє є царство, і сила, і слава, Отця, і Сина, і Святого Духа, нині і повсякчас, і на віки </w:t>
-      </w:r>
-      <w:r>
-        <w:rPr>
-          <w:rFonts w:ascii="Times New Roman" w:hAnsi="Times New Roman"/>
-          <w:sz w:val="24"/>
-        </w:rPr>
-        <w:t>віків.</w:t>
+        <w:pStyle w:val="a"/>
+        <w:spacing w:after="120"/>
+      </w:pPr>
+      <w:r>
+        <w:rPr>
+          <w:rFonts w:ascii="Times New Roman" w:hAnsi="Times New Roman"/>
+          <w:i/>
+          <w:color w:val="FF0000"/>
+          <w:sz w:val="24"/>
+        </w:rPr>
+        <w:t>Священник:</w:t>
+      </w:r>
+      <w:r>
+        <w:rPr>
+          <w:rFonts w:ascii="Times New Roman" w:hAnsi="Times New Roman"/>
+          <w:sz w:val="24"/>
+        </w:rPr>
+        <w:t xml:space="preserve"> Бо Твоє є царство, і сила, і слава, Отця, і Сина, і Святого Духа, нині, і повсякчас, і на віки віків.</w:t>
       </w:r>
     </w:p>
     <w:p>
@@ -10492,34 +10393,24 @@
     </w:p>
     <w:p>
       <w:pPr>
-        <w:spacing w:line="240" w:lineRule="auto"/>
-        <w:rPr>
-          <w:rFonts w:ascii="Times New Roman" w:hAnsi="Times New Roman"/>
-          <w:sz w:val="24"/>
-        </w:rPr>
-      </w:pPr>
-      <w:r>
-        <w:rPr>
-          <w:rFonts w:ascii="Times New Roman" w:hAnsi="Times New Roman"/>
-          <w:i/>
-          <w:color w:val="FF0000"/>
-          <w:sz w:val="24"/>
-        </w:rPr>
-        <w:t xml:space="preserve">Священик: </w:t>
-      </w:r>
-      <w:r>
-        <w:rPr>
-          <w:rFonts w:ascii="Times New Roman" w:hAnsi="Times New Roman"/>
-          <w:sz w:val="24"/>
-        </w:rPr>
-        <w:t xml:space="preserve">Бо твоє є царство, і сила, і слава, Отця, і Сина, і Святого Духа, нині і повсякчас, і на віки </w:t>
-      </w:r>
-      <w:r>
-        <w:rPr>
-          <w:rFonts w:ascii="Times New Roman" w:hAnsi="Times New Roman"/>
-          <w:sz w:val="24"/>
-        </w:rPr>
-        <w:t>віків.</w:t>
+        <w:pStyle w:val="a"/>
+        <w:spacing w:after="120"/>
+      </w:pPr>
+      <w:r>
+        <w:rPr>
+          <w:rFonts w:ascii="Times New Roman" w:hAnsi="Times New Roman"/>
+          <w:i/>
+          <w:color w:val="FF0000"/>
+          <w:sz w:val="24"/>
+        </w:rPr>
+        <w:t>Священник:</w:t>
+      </w:r>
+      <w:r>
+        <w:rPr>
+          <w:rFonts w:ascii="Times New Roman" w:hAnsi="Times New Roman"/>
+          <w:sz w:val="24"/>
+        </w:rPr>
+        <w:t xml:space="preserve"> Бо Твоє є царство, і сила, і слава, Отця, і Сина, і Святого Духа, нині, і повсякчас, і на віки віків.</w:t>
       </w:r>
     </w:p>
     <w:p>

--- a/flow/20230927_hours/drafts/2024-07-u/18.07.docx
+++ b/flow/20230927_hours/drafts/2024-07-u/18.07.docx
@@ -4423,23 +4423,22 @@
       </w:r>
     </w:p>
     <w:p>
-      <w:pPr>
-        <w:spacing w:line="240" w:lineRule="auto"/>
-        <w:rPr>
-          <w:rFonts w:ascii="Times New Roman" w:hAnsi="Times New Roman"/>
-          <w:i/>
-          <w:color w:val="FF0000"/>
-          <w:sz w:val="24"/>
-        </w:rPr>
-      </w:pPr>
-      <w:r>
-        <w:rPr>
-          <w:rFonts w:ascii="Times New Roman" w:hAnsi="Times New Roman"/>
-          <w:i/>
-          <w:color w:val="FF0000"/>
-          <w:sz w:val="24"/>
-        </w:rPr>
-        <w:t xml:space="preserve">Тропар </w:t>
+      <w:r>
+        <w:rPr>
+          <w:rFonts w:ascii="Times New Roman" w:hAnsi="Times New Roman"/>
+          <w:i/>
+          <w:color w:val="FF0000"/>
+          <w:sz w:val="24"/>
+        </w:rPr>
+        <w:t xml:space="preserve">Тропар (г. 4): </w:t>
+      </w:r>
+      <w:r>
+        <w:rPr>
+          <w:rFonts w:ascii="Times New Roman" w:hAnsi="Times New Roman"/>
+          <w:color w:val="000000"/>
+          <w:sz w:val="24"/>
+        </w:rPr>
+        <w:t xml:space="preserve">Мученики Твої, Господи,* у стражданнях своїх прийняли вінець нетлінний від Тебе, Бога нашого,* мавши бо кріпость Твою, вони мучителів подолали,* сокрушили і демонів зухвальства безсильні.* Їх молитвами спаси душі наші. </w:t>
       </w:r>
     </w:p>
     <w:p>
@@ -4832,23 +4831,22 @@
       </w:r>
     </w:p>
     <w:p>
-      <w:pPr>
-        <w:spacing w:line="240" w:lineRule="auto"/>
-        <w:rPr>
-          <w:rFonts w:ascii="Times New Roman" w:hAnsi="Times New Roman"/>
-          <w:i/>
-          <w:color w:val="FF0000"/>
-          <w:sz w:val="24"/>
-        </w:rPr>
-      </w:pPr>
-      <w:r>
-        <w:rPr>
-          <w:rFonts w:ascii="Times New Roman" w:hAnsi="Times New Roman"/>
-          <w:i/>
-          <w:color w:val="FF0000"/>
-          <w:sz w:val="24"/>
-        </w:rPr>
-        <w:t xml:space="preserve">Кондак </w:t>
+      <w:r>
+        <w:rPr>
+          <w:rFonts w:ascii="Times New Roman" w:hAnsi="Times New Roman"/>
+          <w:i/>
+          <w:color w:val="FF0000"/>
+          <w:sz w:val="24"/>
+        </w:rPr>
+        <w:t xml:space="preserve">Кондак (г. 3): </w:t>
+      </w:r>
+      <w:r>
+        <w:rPr>
+          <w:rFonts w:ascii="Times New Roman" w:hAnsi="Times New Roman"/>
+          <w:color w:val="000000"/>
+          <w:sz w:val="24"/>
+        </w:rPr>
+        <w:t>Божественною ревністю розпалений,* вогню не злякався ти, але добровільно у нього ввійшов,* розпаленим вогнем приніс себе у всепалення,* немов жертву для Владики, славний Еміліяне,* Христа Бога моли, щоб дарував нам велику милість.</w:t>
       </w:r>
     </w:p>
     <w:p>
@@ -9966,23 +9964,22 @@
       </w:r>
     </w:p>
     <w:p>
-      <w:pPr>
-        <w:spacing w:line="240" w:lineRule="auto"/>
-        <w:rPr>
-          <w:rFonts w:ascii="Times New Roman" w:hAnsi="Times New Roman"/>
-          <w:i/>
-          <w:color w:val="FF0000"/>
-          <w:sz w:val="24"/>
-        </w:rPr>
-      </w:pPr>
-      <w:r>
-        <w:rPr>
-          <w:rFonts w:ascii="Times New Roman" w:hAnsi="Times New Roman"/>
-          <w:i/>
-          <w:color w:val="FF0000"/>
-          <w:sz w:val="24"/>
-        </w:rPr>
-        <w:t xml:space="preserve">Тропар </w:t>
+      <w:r>
+        <w:rPr>
+          <w:rFonts w:ascii="Times New Roman" w:hAnsi="Times New Roman"/>
+          <w:i/>
+          <w:color w:val="FF0000"/>
+          <w:sz w:val="24"/>
+        </w:rPr>
+        <w:t xml:space="preserve">Тропар (г. 4): </w:t>
+      </w:r>
+      <w:r>
+        <w:rPr>
+          <w:rFonts w:ascii="Times New Roman" w:hAnsi="Times New Roman"/>
+          <w:color w:val="000000"/>
+          <w:sz w:val="24"/>
+        </w:rPr>
+        <w:t xml:space="preserve">Мученики Твої, Господи,* у стражданнях своїх прийняли вінець нетлінний від Тебе, Бога нашого,* мавши бо кріпость Твою, вони мучителів подолали,* сокрушили і демонів зухвальства безсильні.* Їх молитвами спаси душі наші. </w:t>
       </w:r>
     </w:p>
     <w:p>
@@ -10439,23 +10436,22 @@
       </w:r>
     </w:p>
     <w:p>
-      <w:pPr>
-        <w:spacing w:line="240" w:lineRule="auto"/>
-        <w:rPr>
-          <w:rFonts w:ascii="Times New Roman" w:hAnsi="Times New Roman"/>
-          <w:i/>
-          <w:color w:val="FF0000"/>
-          <w:sz w:val="24"/>
-        </w:rPr>
-      </w:pPr>
-      <w:r>
-        <w:rPr>
-          <w:rFonts w:ascii="Times New Roman" w:hAnsi="Times New Roman"/>
-          <w:i/>
-          <w:color w:val="FF0000"/>
-          <w:sz w:val="24"/>
-        </w:rPr>
-        <w:t xml:space="preserve">Кондак </w:t>
+      <w:r>
+        <w:rPr>
+          <w:rFonts w:ascii="Times New Roman" w:hAnsi="Times New Roman"/>
+          <w:i/>
+          <w:color w:val="FF0000"/>
+          <w:sz w:val="24"/>
+        </w:rPr>
+        <w:t xml:space="preserve">Кондак (г. 3): </w:t>
+      </w:r>
+      <w:r>
+        <w:rPr>
+          <w:rFonts w:ascii="Times New Roman" w:hAnsi="Times New Roman"/>
+          <w:color w:val="000000"/>
+          <w:sz w:val="24"/>
+        </w:rPr>
+        <w:t>Божественною ревністю розпалений,* вогню не злякався ти, але добровільно у нього ввійшов,* розпаленим вогнем приніс себе у всепалення,* немов жертву для Владики, славний Еміліяне,* Христа Бога моли, щоб дарував нам велику милість.</w:t>
       </w:r>
     </w:p>
     <w:p>

--- a/flow/20230927_hours/drafts/2024-07-u/18.07.docx
+++ b/flow/20230927_hours/drafts/2024-07-u/18.07.docx
@@ -4846,7 +4846,23 @@
           <w:color w:val="000000"/>
           <w:sz w:val="24"/>
         </w:rPr>
-        <w:t>Божественною ревністю розпалений,* вогню не злякався ти, але добровільно у нього ввійшов,* розпаленим вогнем приніс себе у всепалення,* немов жертву для Владики, славний Еміліяне,* Христа Бога моли, щоб дарував нам велику милість.</w:t>
+        <w:t xml:space="preserve">Божественною ревністю розпалений,* вогню не злякався ти, але добровільно у нього ввійшов,* розпаленим вогнем приніс себе у всепалення,* немов жертву для Владики, славний </w:t>
+      </w:r>
+      <w:r>
+        <w:rPr>
+          <w:rFonts w:ascii="Times New Roman" w:hAnsi="Times New Roman"/>
+          <w:color w:val="000000"/>
+          <w:sz w:val="24"/>
+        </w:rPr>
+        <w:t>Еміліяне</w:t>
+      </w:r>
+      <w:r>
+        <w:rPr>
+          <w:rFonts w:ascii="Times New Roman" w:hAnsi="Times New Roman"/>
+          <w:color w:val="000000"/>
+          <w:sz w:val="24"/>
+        </w:rPr>
+        <w:t>,* Христа Бога моли, щоб дарував нам велику милість.</w:t>
       </w:r>
     </w:p>
     <w:p>
@@ -10451,7 +10467,23 @@
           <w:color w:val="000000"/>
           <w:sz w:val="24"/>
         </w:rPr>
-        <w:t>Божественною ревністю розпалений,* вогню не злякався ти, але добровільно у нього ввійшов,* розпаленим вогнем приніс себе у всепалення,* немов жертву для Владики, славний Еміліяне,* Христа Бога моли, щоб дарував нам велику милість.</w:t>
+        <w:t xml:space="preserve">Божественною ревністю розпалений,* вогню не злякався ти, але добровільно у нього ввійшов,* розпаленим вогнем приніс себе у всепалення,* немов жертву для Владики, славний </w:t>
+      </w:r>
+      <w:r>
+        <w:rPr>
+          <w:rFonts w:ascii="Times New Roman" w:hAnsi="Times New Roman"/>
+          <w:color w:val="000000"/>
+          <w:sz w:val="24"/>
+        </w:rPr>
+        <w:t>Еміліяне</w:t>
+      </w:r>
+      <w:r>
+        <w:rPr>
+          <w:rFonts w:ascii="Times New Roman" w:hAnsi="Times New Roman"/>
+          <w:color w:val="000000"/>
+          <w:sz w:val="24"/>
+        </w:rPr>
+        <w:t>,* Христа Бога моли, щоб дарував нам велику милість.</w:t>
       </w:r>
     </w:p>
     <w:p>
